--- a/Physics/Units/06-Work Energy and Power/Unit Plan.docx
+++ b/Physics/Units/06-Work Energy and Power/Unit Plan.docx
@@ -316,7 +316,7 @@
                 <w:sz w:val="22"/>
                 <w:u w:val="none"/>
               </w:rPr>
-              <w:t>Work as Energy Transfer</w:t>
+              <w:t>Work as Energy Transfer (Day 1 of 2)</w:t>
             </w:r>
           </w:p>
         </w:tc>
@@ -335,7 +335,7 @@
                 <w:sz w:val="22"/>
                 <w:u w:val="none"/>
               </w:rPr>
-              <w:t>2</w:t>
+              <w:t>1</w:t>
             </w:r>
           </w:p>
         </w:tc>
@@ -354,7 +354,7 @@
                 <w:sz w:val="22"/>
                 <w:u w:val="none"/>
               </w:rPr>
-              <w:t>At the end of 42 minutes I can calculate the work done on an object by a force, including cases where the force is at an...</w:t>
+              <w:t>At the end of 42 minutes I can define and identify key concepts related to: calculate the work done on an object by a fo...</w:t>
             </w:r>
           </w:p>
         </w:tc>
@@ -396,7 +396,7 @@
                 <w:sz w:val="22"/>
                 <w:u w:val="none"/>
               </w:rPr>
-              <w:t>Kinetic Energy and the Work-Energy Theorem</w:t>
+              <w:t>Work as Energy Transfer (Day 2 of 2)</w:t>
             </w:r>
           </w:p>
         </w:tc>
@@ -416,7 +416,7 @@
                 <w:sz w:val="22"/>
                 <w:u w:val="none"/>
               </w:rPr>
-              <w:t>3</w:t>
+              <w:t>1</w:t>
             </w:r>
           </w:p>
         </w:tc>
@@ -436,7 +436,7 @@
                 <w:sz w:val="22"/>
                 <w:u w:val="none"/>
               </w:rPr>
-              <w:t>At the end of 42 minutes I can calculate kinetic energy using KE = 1/2 mv^2 and apply the work-energy theorem to relate ...</w:t>
+              <w:t>At the end of 42 minutes I can apply and analyze my understanding to calculate the work done on an object by a force, in...</w:t>
             </w:r>
           </w:p>
         </w:tc>
@@ -476,7 +476,7 @@
                 <w:sz w:val="22"/>
                 <w:u w:val="none"/>
               </w:rPr>
-              <w:t>Gravitational and Elastic Potential Energy</w:t>
+              <w:t>Kinetic Energy and the Work-Energy Theorem (Day 1 of 3)</w:t>
             </w:r>
           </w:p>
         </w:tc>
@@ -495,7 +495,7 @@
                 <w:sz w:val="22"/>
                 <w:u w:val="none"/>
               </w:rPr>
-              <w:t>2</w:t>
+              <w:t>1</w:t>
             </w:r>
           </w:p>
         </w:tc>
@@ -514,7 +514,7 @@
                 <w:sz w:val="22"/>
                 <w:u w:val="none"/>
               </w:rPr>
-              <w:t>At the end of 42 minutes I can calculate gravitational potential energy using PE = mgh and elastic potential energy usin...</w:t>
+              <w:t>At the end of 42 minutes I can define and describe key concepts related to: calculate kinetic energy using KE = 1/2 mv^2...</w:t>
             </w:r>
           </w:p>
         </w:tc>
@@ -556,7 +556,7 @@
                 <w:sz w:val="22"/>
                 <w:u w:val="none"/>
               </w:rPr>
-              <w:t>Conservation of Mechanical Energy</w:t>
+              <w:t>Kinetic Energy and the Work-Energy Theorem (Day 2 of 3)</w:t>
             </w:r>
           </w:p>
         </w:tc>
@@ -576,7 +576,7 @@
                 <w:sz w:val="22"/>
                 <w:u w:val="none"/>
               </w:rPr>
-              <w:t>3</w:t>
+              <w:t>1</w:t>
             </w:r>
           </w:p>
         </w:tc>
@@ -596,7 +596,7 @@
                 <w:sz w:val="22"/>
                 <w:u w:val="none"/>
               </w:rPr>
-              <w:t>At the end of 42 minutes I can apply the law of conservation of energy to solve problems involving the transformation be...</w:t>
+              <w:t>At the end of 42 minutes I can apply and compare concepts and calculate kinetic energy using KE = 1/2 mv^2 and apply the...</w:t>
             </w:r>
           </w:p>
         </w:tc>
@@ -636,7 +636,7 @@
                 <w:sz w:val="22"/>
                 <w:u w:val="none"/>
               </w:rPr>
-              <w:t>Energy Transformations and Dissipation</w:t>
+              <w:t>Kinetic Energy and the Work-Energy Theorem (Day 3 of 3)</w:t>
             </w:r>
           </w:p>
         </w:tc>
@@ -655,7 +655,7 @@
                 <w:sz w:val="22"/>
                 <w:u w:val="none"/>
               </w:rPr>
-              <w:t>2</w:t>
+              <w:t>1</w:t>
             </w:r>
           </w:p>
         </w:tc>
@@ -674,7 +674,7 @@
                 <w:sz w:val="22"/>
                 <w:u w:val="none"/>
               </w:rPr>
-              <w:t>At the end of 42 minutes I can trace energy transformations through a system, identify where energy is dissipated as the...</w:t>
+              <w:t>At the end of 42 minutes I can evaluate and explain my understanding to calculate kinetic energy using KE = 1/2 mv^2 and...</w:t>
             </w:r>
           </w:p>
         </w:tc>
@@ -716,7 +716,7 @@
                 <w:sz w:val="22"/>
                 <w:u w:val="none"/>
               </w:rPr>
-              <w:t>Power</w:t>
+              <w:t>Gravitational and Elastic Potential Energy (Day 1 of 2)</w:t>
             </w:r>
           </w:p>
         </w:tc>
@@ -736,7 +736,7 @@
                 <w:sz w:val="22"/>
                 <w:u w:val="none"/>
               </w:rPr>
-              <w:t>2</w:t>
+              <w:t>1</w:t>
             </w:r>
           </w:p>
         </w:tc>
@@ -756,7 +756,7 @@
                 <w:sz w:val="22"/>
                 <w:u w:val="none"/>
               </w:rPr>
-              <w:t>At the end of 42 minutes I can calculate power as the rate at which work is done or energy is transferred, and compare t...</w:t>
+              <w:t>At the end of 42 minutes I can define and identify key concepts related to: calculate gravitational potential energy usi...</w:t>
             </w:r>
           </w:p>
         </w:tc>
@@ -796,7 +796,7 @@
                 <w:sz w:val="22"/>
                 <w:u w:val="none"/>
               </w:rPr>
-              <w:t>Simple Machines and Mechanical Advantage</w:t>
+              <w:t>Gravitational and Elastic Potential Energy (Day 2 of 2)</w:t>
             </w:r>
           </w:p>
         </w:tc>
@@ -815,7 +815,7 @@
                 <w:sz w:val="22"/>
                 <w:u w:val="none"/>
               </w:rPr>
-              <w:t>2</w:t>
+              <w:t>1</w:t>
             </w:r>
           </w:p>
         </w:tc>
@@ -834,7 +834,7 @@
                 <w:sz w:val="22"/>
                 <w:u w:val="none"/>
               </w:rPr>
-              <w:t>At the end of 42 minutes I can calculate the ideal mechanical advantage and efficiency of simple machines and explain ho...</w:t>
+              <w:t>At the end of 42 minutes I can apply and analyze my understanding to calculate gravitational potential energy using PE =...</w:t>
             </w:r>
           </w:p>
         </w:tc>
@@ -876,7 +876,7 @@
                 <w:sz w:val="22"/>
                 <w:u w:val="none"/>
               </w:rPr>
-              <w:t>Energy Conversions and Engineering Design</w:t>
+              <w:t>Conservation of Mechanical Energy (Day 1 of 3)</w:t>
             </w:r>
           </w:p>
         </w:tc>
@@ -896,7 +896,7 @@
                 <w:sz w:val="22"/>
                 <w:u w:val="none"/>
               </w:rPr>
-              <w:t>3</w:t>
+              <w:t>1</w:t>
             </w:r>
           </w:p>
         </w:tc>
@@ -916,7 +916,7 @@
                 <w:sz w:val="22"/>
                 <w:u w:val="none"/>
               </w:rPr>
-              <w:t>At the end of 42 minutes I can design, build, and refine a device that converts one form of energy to another within giv...</w:t>
+              <w:t>At the end of 42 minutes I can define and describe key concepts related to: apply the law of conservation of energy to s...</w:t>
             </w:r>
           </w:p>
         </w:tc>
@@ -956,7 +956,7 @@
                 <w:sz w:val="22"/>
                 <w:u w:val="none"/>
               </w:rPr>
-              <w:t>Unit 6 Review and Assessment</w:t>
+              <w:t>Conservation of Mechanical Energy (Day 2 of 3)</w:t>
             </w:r>
           </w:p>
         </w:tc>
@@ -975,7 +975,7 @@
                 <w:sz w:val="22"/>
                 <w:u w:val="none"/>
               </w:rPr>
-              <w:t>3</w:t>
+              <w:t>1</w:t>
             </w:r>
           </w:p>
         </w:tc>
@@ -994,7 +994,1049 @@
                 <w:sz w:val="22"/>
                 <w:u w:val="none"/>
               </w:rPr>
-              <w:t>At the end of 42 minutes I can solve multi-step problems involving work, energy, power, and conservation of energy, conn...</w:t>
+              <w:t>At the end of 42 minutes I can apply and compare concepts and apply the law of conservation of energy to solve problems ...</w:t>
+            </w:r>
+          </w:p>
+        </w:tc>
+      </w:tr>
+      <w:tr>
+        <w:tc>
+          <w:tcPr>
+            <w:tcW w:type="dxa" w:w="1008"/>
+            <w:shd w:fill="F2F2F2" w:val="clear"/>
+          </w:tcPr>
+          <w:p>
+            <w:r/>
+            <w:r>
+              <w:rPr>
+                <w:rFonts w:ascii="Calibri" w:hAnsi="Calibri"/>
+                <w:b w:val="0"/>
+                <w:i w:val="0"/>
+                <w:color w:val="000000"/>
+                <w:sz w:val="22"/>
+                <w:u w:val="none"/>
+              </w:rPr>
+              <w:t>10</w:t>
+            </w:r>
+          </w:p>
+        </w:tc>
+        <w:tc>
+          <w:tcPr>
+            <w:tcW w:type="dxa" w:w="2880"/>
+            <w:shd w:fill="F2F2F2" w:val="clear"/>
+          </w:tcPr>
+          <w:p>
+            <w:r/>
+            <w:r>
+              <w:rPr>
+                <w:rFonts w:ascii="Calibri" w:hAnsi="Calibri"/>
+                <w:b w:val="0"/>
+                <w:i w:val="0"/>
+                <w:color w:val="000000"/>
+                <w:sz w:val="22"/>
+                <w:u w:val="none"/>
+              </w:rPr>
+              <w:t>Conservation of Mechanical Energy (Day 3 of 3)</w:t>
+            </w:r>
+          </w:p>
+        </w:tc>
+        <w:tc>
+          <w:tcPr>
+            <w:tcW w:type="dxa" w:w="864"/>
+            <w:shd w:fill="F2F2F2" w:val="clear"/>
+          </w:tcPr>
+          <w:p>
+            <w:r/>
+            <w:r>
+              <w:rPr>
+                <w:rFonts w:ascii="Calibri" w:hAnsi="Calibri"/>
+                <w:b w:val="0"/>
+                <w:i w:val="0"/>
+                <w:color w:val="000000"/>
+                <w:sz w:val="22"/>
+                <w:u w:val="none"/>
+              </w:rPr>
+              <w:t>1</w:t>
+            </w:r>
+          </w:p>
+        </w:tc>
+        <w:tc>
+          <w:tcPr>
+            <w:tcW w:type="dxa" w:w="5040"/>
+            <w:shd w:fill="F2F2F2" w:val="clear"/>
+          </w:tcPr>
+          <w:p>
+            <w:r/>
+            <w:r>
+              <w:rPr>
+                <w:rFonts w:ascii="Calibri" w:hAnsi="Calibri"/>
+                <w:b w:val="0"/>
+                <w:i w:val="0"/>
+                <w:color w:val="000000"/>
+                <w:sz w:val="22"/>
+                <w:u w:val="none"/>
+              </w:rPr>
+              <w:t>At the end of 42 minutes I can evaluate and explain my understanding to apply the law of conservation of energy to solve...</w:t>
+            </w:r>
+          </w:p>
+        </w:tc>
+      </w:tr>
+      <w:tr>
+        <w:tc>
+          <w:tcPr>
+            <w:tcW w:type="dxa" w:w="1008"/>
+          </w:tcPr>
+          <w:p>
+            <w:r/>
+            <w:r>
+              <w:rPr>
+                <w:rFonts w:ascii="Calibri" w:hAnsi="Calibri"/>
+                <w:b w:val="0"/>
+                <w:i w:val="0"/>
+                <w:color w:val="000000"/>
+                <w:sz w:val="22"/>
+                <w:u w:val="none"/>
+              </w:rPr>
+              <w:t>11</w:t>
+            </w:r>
+          </w:p>
+        </w:tc>
+        <w:tc>
+          <w:tcPr>
+            <w:tcW w:type="dxa" w:w="2880"/>
+          </w:tcPr>
+          <w:p>
+            <w:r/>
+            <w:r>
+              <w:rPr>
+                <w:rFonts w:ascii="Calibri" w:hAnsi="Calibri"/>
+                <w:b w:val="0"/>
+                <w:i w:val="0"/>
+                <w:color w:val="000000"/>
+                <w:sz w:val="22"/>
+                <w:u w:val="none"/>
+              </w:rPr>
+              <w:t>Energy Transformations and Dissipation (Day 1 of 2)</w:t>
+            </w:r>
+          </w:p>
+        </w:tc>
+        <w:tc>
+          <w:tcPr>
+            <w:tcW w:type="dxa" w:w="864"/>
+          </w:tcPr>
+          <w:p>
+            <w:r/>
+            <w:r>
+              <w:rPr>
+                <w:rFonts w:ascii="Calibri" w:hAnsi="Calibri"/>
+                <w:b w:val="0"/>
+                <w:i w:val="0"/>
+                <w:color w:val="000000"/>
+                <w:sz w:val="22"/>
+                <w:u w:val="none"/>
+              </w:rPr>
+              <w:t>1</w:t>
+            </w:r>
+          </w:p>
+        </w:tc>
+        <w:tc>
+          <w:tcPr>
+            <w:tcW w:type="dxa" w:w="5040"/>
+          </w:tcPr>
+          <w:p>
+            <w:r/>
+            <w:r>
+              <w:rPr>
+                <w:rFonts w:ascii="Calibri" w:hAnsi="Calibri"/>
+                <w:b w:val="0"/>
+                <w:i w:val="0"/>
+                <w:color w:val="000000"/>
+                <w:sz w:val="22"/>
+                <w:u w:val="none"/>
+              </w:rPr>
+              <w:t>At the end of 42 minutes I can define and identify key concepts related to: trace energy transformations through a syste...</w:t>
+            </w:r>
+          </w:p>
+        </w:tc>
+      </w:tr>
+      <w:tr>
+        <w:tc>
+          <w:tcPr>
+            <w:tcW w:type="dxa" w:w="1008"/>
+            <w:shd w:fill="F2F2F2" w:val="clear"/>
+          </w:tcPr>
+          <w:p>
+            <w:r/>
+            <w:r>
+              <w:rPr>
+                <w:rFonts w:ascii="Calibri" w:hAnsi="Calibri"/>
+                <w:b w:val="0"/>
+                <w:i w:val="0"/>
+                <w:color w:val="000000"/>
+                <w:sz w:val="22"/>
+                <w:u w:val="none"/>
+              </w:rPr>
+              <w:t>12</w:t>
+            </w:r>
+          </w:p>
+        </w:tc>
+        <w:tc>
+          <w:tcPr>
+            <w:tcW w:type="dxa" w:w="2880"/>
+            <w:shd w:fill="F2F2F2" w:val="clear"/>
+          </w:tcPr>
+          <w:p>
+            <w:r/>
+            <w:r>
+              <w:rPr>
+                <w:rFonts w:ascii="Calibri" w:hAnsi="Calibri"/>
+                <w:b w:val="0"/>
+                <w:i w:val="0"/>
+                <w:color w:val="000000"/>
+                <w:sz w:val="22"/>
+                <w:u w:val="none"/>
+              </w:rPr>
+              <w:t>Energy Transformations and Dissipation (Day 2 of 2)</w:t>
+            </w:r>
+          </w:p>
+        </w:tc>
+        <w:tc>
+          <w:tcPr>
+            <w:tcW w:type="dxa" w:w="864"/>
+            <w:shd w:fill="F2F2F2" w:val="clear"/>
+          </w:tcPr>
+          <w:p>
+            <w:r/>
+            <w:r>
+              <w:rPr>
+                <w:rFonts w:ascii="Calibri" w:hAnsi="Calibri"/>
+                <w:b w:val="0"/>
+                <w:i w:val="0"/>
+                <w:color w:val="000000"/>
+                <w:sz w:val="22"/>
+                <w:u w:val="none"/>
+              </w:rPr>
+              <w:t>1</w:t>
+            </w:r>
+          </w:p>
+        </w:tc>
+        <w:tc>
+          <w:tcPr>
+            <w:tcW w:type="dxa" w:w="5040"/>
+            <w:shd w:fill="F2F2F2" w:val="clear"/>
+          </w:tcPr>
+          <w:p>
+            <w:r/>
+            <w:r>
+              <w:rPr>
+                <w:rFonts w:ascii="Calibri" w:hAnsi="Calibri"/>
+                <w:b w:val="0"/>
+                <w:i w:val="0"/>
+                <w:color w:val="000000"/>
+                <w:sz w:val="22"/>
+                <w:u w:val="none"/>
+              </w:rPr>
+              <w:t>At the end of 42 minutes I can apply and analyze my understanding to trace energy transformations through a system, iden...</w:t>
+            </w:r>
+          </w:p>
+        </w:tc>
+      </w:tr>
+      <w:tr>
+        <w:tc>
+          <w:tcPr>
+            <w:tcW w:type="dxa" w:w="1008"/>
+          </w:tcPr>
+          <w:p>
+            <w:r/>
+            <w:r>
+              <w:rPr>
+                <w:rFonts w:ascii="Calibri" w:hAnsi="Calibri"/>
+                <w:b w:val="0"/>
+                <w:i w:val="0"/>
+                <w:color w:val="000000"/>
+                <w:sz w:val="22"/>
+                <w:u w:val="none"/>
+              </w:rPr>
+              <w:t>13</w:t>
+            </w:r>
+          </w:p>
+        </w:tc>
+        <w:tc>
+          <w:tcPr>
+            <w:tcW w:type="dxa" w:w="2880"/>
+          </w:tcPr>
+          <w:p>
+            <w:r/>
+            <w:r>
+              <w:rPr>
+                <w:rFonts w:ascii="Calibri" w:hAnsi="Calibri"/>
+                <w:b w:val="0"/>
+                <w:i w:val="0"/>
+                <w:color w:val="000000"/>
+                <w:sz w:val="22"/>
+                <w:u w:val="none"/>
+              </w:rPr>
+              <w:t>Power (Day 1 of 2)</w:t>
+            </w:r>
+          </w:p>
+        </w:tc>
+        <w:tc>
+          <w:tcPr>
+            <w:tcW w:type="dxa" w:w="864"/>
+          </w:tcPr>
+          <w:p>
+            <w:r/>
+            <w:r>
+              <w:rPr>
+                <w:rFonts w:ascii="Calibri" w:hAnsi="Calibri"/>
+                <w:b w:val="0"/>
+                <w:i w:val="0"/>
+                <w:color w:val="000000"/>
+                <w:sz w:val="22"/>
+                <w:u w:val="none"/>
+              </w:rPr>
+              <w:t>1</w:t>
+            </w:r>
+          </w:p>
+        </w:tc>
+        <w:tc>
+          <w:tcPr>
+            <w:tcW w:type="dxa" w:w="5040"/>
+          </w:tcPr>
+          <w:p>
+            <w:r/>
+            <w:r>
+              <w:rPr>
+                <w:rFonts w:ascii="Calibri" w:hAnsi="Calibri"/>
+                <w:b w:val="0"/>
+                <w:i w:val="0"/>
+                <w:color w:val="000000"/>
+                <w:sz w:val="22"/>
+                <w:u w:val="none"/>
+              </w:rPr>
+              <w:t>At the end of 42 minutes I can define and identify key concepts related to: calculate power as the rate at which work is...</w:t>
+            </w:r>
+          </w:p>
+        </w:tc>
+      </w:tr>
+      <w:tr>
+        <w:tc>
+          <w:tcPr>
+            <w:tcW w:type="dxa" w:w="1008"/>
+            <w:shd w:fill="F2F2F2" w:val="clear"/>
+          </w:tcPr>
+          <w:p>
+            <w:r/>
+            <w:r>
+              <w:rPr>
+                <w:rFonts w:ascii="Calibri" w:hAnsi="Calibri"/>
+                <w:b w:val="0"/>
+                <w:i w:val="0"/>
+                <w:color w:val="000000"/>
+                <w:sz w:val="22"/>
+                <w:u w:val="none"/>
+              </w:rPr>
+              <w:t>14</w:t>
+            </w:r>
+          </w:p>
+        </w:tc>
+        <w:tc>
+          <w:tcPr>
+            <w:tcW w:type="dxa" w:w="2880"/>
+            <w:shd w:fill="F2F2F2" w:val="clear"/>
+          </w:tcPr>
+          <w:p>
+            <w:r/>
+            <w:r>
+              <w:rPr>
+                <w:rFonts w:ascii="Calibri" w:hAnsi="Calibri"/>
+                <w:b w:val="0"/>
+                <w:i w:val="0"/>
+                <w:color w:val="000000"/>
+                <w:sz w:val="22"/>
+                <w:u w:val="none"/>
+              </w:rPr>
+              <w:t>Power (Day 2 of 2)</w:t>
+            </w:r>
+          </w:p>
+        </w:tc>
+        <w:tc>
+          <w:tcPr>
+            <w:tcW w:type="dxa" w:w="864"/>
+            <w:shd w:fill="F2F2F2" w:val="clear"/>
+          </w:tcPr>
+          <w:p>
+            <w:r/>
+            <w:r>
+              <w:rPr>
+                <w:rFonts w:ascii="Calibri" w:hAnsi="Calibri"/>
+                <w:b w:val="0"/>
+                <w:i w:val="0"/>
+                <w:color w:val="000000"/>
+                <w:sz w:val="22"/>
+                <w:u w:val="none"/>
+              </w:rPr>
+              <w:t>1</w:t>
+            </w:r>
+          </w:p>
+        </w:tc>
+        <w:tc>
+          <w:tcPr>
+            <w:tcW w:type="dxa" w:w="5040"/>
+            <w:shd w:fill="F2F2F2" w:val="clear"/>
+          </w:tcPr>
+          <w:p>
+            <w:r/>
+            <w:r>
+              <w:rPr>
+                <w:rFonts w:ascii="Calibri" w:hAnsi="Calibri"/>
+                <w:b w:val="0"/>
+                <w:i w:val="0"/>
+                <w:color w:val="000000"/>
+                <w:sz w:val="22"/>
+                <w:u w:val="none"/>
+              </w:rPr>
+              <w:t>At the end of 42 minutes I can apply and analyze my understanding to calculate power as the rate at which work is done o...</w:t>
+            </w:r>
+          </w:p>
+        </w:tc>
+      </w:tr>
+      <w:tr>
+        <w:tc>
+          <w:tcPr>
+            <w:tcW w:type="dxa" w:w="1008"/>
+          </w:tcPr>
+          <w:p>
+            <w:r/>
+            <w:r>
+              <w:rPr>
+                <w:rFonts w:ascii="Calibri" w:hAnsi="Calibri"/>
+                <w:b w:val="0"/>
+                <w:i w:val="0"/>
+                <w:color w:val="000000"/>
+                <w:sz w:val="22"/>
+                <w:u w:val="none"/>
+              </w:rPr>
+              <w:t>15</w:t>
+            </w:r>
+          </w:p>
+        </w:tc>
+        <w:tc>
+          <w:tcPr>
+            <w:tcW w:type="dxa" w:w="2880"/>
+          </w:tcPr>
+          <w:p>
+            <w:r/>
+            <w:r>
+              <w:rPr>
+                <w:rFonts w:ascii="Calibri" w:hAnsi="Calibri"/>
+                <w:b w:val="0"/>
+                <w:i w:val="0"/>
+                <w:color w:val="000000"/>
+                <w:sz w:val="22"/>
+                <w:u w:val="none"/>
+              </w:rPr>
+              <w:t>Simple Machines and Mechanical Advantage (Day 1 of 2)</w:t>
+            </w:r>
+          </w:p>
+        </w:tc>
+        <w:tc>
+          <w:tcPr>
+            <w:tcW w:type="dxa" w:w="864"/>
+          </w:tcPr>
+          <w:p>
+            <w:r/>
+            <w:r>
+              <w:rPr>
+                <w:rFonts w:ascii="Calibri" w:hAnsi="Calibri"/>
+                <w:b w:val="0"/>
+                <w:i w:val="0"/>
+                <w:color w:val="000000"/>
+                <w:sz w:val="22"/>
+                <w:u w:val="none"/>
+              </w:rPr>
+              <w:t>1</w:t>
+            </w:r>
+          </w:p>
+        </w:tc>
+        <w:tc>
+          <w:tcPr>
+            <w:tcW w:type="dxa" w:w="5040"/>
+          </w:tcPr>
+          <w:p>
+            <w:r/>
+            <w:r>
+              <w:rPr>
+                <w:rFonts w:ascii="Calibri" w:hAnsi="Calibri"/>
+                <w:b w:val="0"/>
+                <w:i w:val="0"/>
+                <w:color w:val="000000"/>
+                <w:sz w:val="22"/>
+                <w:u w:val="none"/>
+              </w:rPr>
+              <w:t>At the end of 42 minutes I can define and identify key concepts related to: calculate the ideal mechanical advantage and...</w:t>
+            </w:r>
+          </w:p>
+        </w:tc>
+      </w:tr>
+      <w:tr>
+        <w:tc>
+          <w:tcPr>
+            <w:tcW w:type="dxa" w:w="1008"/>
+            <w:shd w:fill="F2F2F2" w:val="clear"/>
+          </w:tcPr>
+          <w:p>
+            <w:r/>
+            <w:r>
+              <w:rPr>
+                <w:rFonts w:ascii="Calibri" w:hAnsi="Calibri"/>
+                <w:b w:val="0"/>
+                <w:i w:val="0"/>
+                <w:color w:val="000000"/>
+                <w:sz w:val="22"/>
+                <w:u w:val="none"/>
+              </w:rPr>
+              <w:t>16</w:t>
+            </w:r>
+          </w:p>
+        </w:tc>
+        <w:tc>
+          <w:tcPr>
+            <w:tcW w:type="dxa" w:w="2880"/>
+            <w:shd w:fill="F2F2F2" w:val="clear"/>
+          </w:tcPr>
+          <w:p>
+            <w:r/>
+            <w:r>
+              <w:rPr>
+                <w:rFonts w:ascii="Calibri" w:hAnsi="Calibri"/>
+                <w:b w:val="0"/>
+                <w:i w:val="0"/>
+                <w:color w:val="000000"/>
+                <w:sz w:val="22"/>
+                <w:u w:val="none"/>
+              </w:rPr>
+              <w:t>Simple Machines and Mechanical Advantage (Day 2 of 2)</w:t>
+            </w:r>
+          </w:p>
+        </w:tc>
+        <w:tc>
+          <w:tcPr>
+            <w:tcW w:type="dxa" w:w="864"/>
+            <w:shd w:fill="F2F2F2" w:val="clear"/>
+          </w:tcPr>
+          <w:p>
+            <w:r/>
+            <w:r>
+              <w:rPr>
+                <w:rFonts w:ascii="Calibri" w:hAnsi="Calibri"/>
+                <w:b w:val="0"/>
+                <w:i w:val="0"/>
+                <w:color w:val="000000"/>
+                <w:sz w:val="22"/>
+                <w:u w:val="none"/>
+              </w:rPr>
+              <w:t>1</w:t>
+            </w:r>
+          </w:p>
+        </w:tc>
+        <w:tc>
+          <w:tcPr>
+            <w:tcW w:type="dxa" w:w="5040"/>
+            <w:shd w:fill="F2F2F2" w:val="clear"/>
+          </w:tcPr>
+          <w:p>
+            <w:r/>
+            <w:r>
+              <w:rPr>
+                <w:rFonts w:ascii="Calibri" w:hAnsi="Calibri"/>
+                <w:b w:val="0"/>
+                <w:i w:val="0"/>
+                <w:color w:val="000000"/>
+                <w:sz w:val="22"/>
+                <w:u w:val="none"/>
+              </w:rPr>
+              <w:t>At the end of 42 minutes I can apply and analyze my understanding to calculate the ideal mechanical advantage and effici...</w:t>
+            </w:r>
+          </w:p>
+        </w:tc>
+      </w:tr>
+      <w:tr>
+        <w:tc>
+          <w:tcPr>
+            <w:tcW w:type="dxa" w:w="1008"/>
+          </w:tcPr>
+          <w:p>
+            <w:r/>
+            <w:r>
+              <w:rPr>
+                <w:rFonts w:ascii="Calibri" w:hAnsi="Calibri"/>
+                <w:b w:val="0"/>
+                <w:i w:val="0"/>
+                <w:color w:val="000000"/>
+                <w:sz w:val="22"/>
+                <w:u w:val="none"/>
+              </w:rPr>
+              <w:t>17</w:t>
+            </w:r>
+          </w:p>
+        </w:tc>
+        <w:tc>
+          <w:tcPr>
+            <w:tcW w:type="dxa" w:w="2880"/>
+          </w:tcPr>
+          <w:p>
+            <w:r/>
+            <w:r>
+              <w:rPr>
+                <w:rFonts w:ascii="Calibri" w:hAnsi="Calibri"/>
+                <w:b w:val="0"/>
+                <w:i w:val="0"/>
+                <w:color w:val="000000"/>
+                <w:sz w:val="22"/>
+                <w:u w:val="none"/>
+              </w:rPr>
+              <w:t>Energy Conversions and Engineering Design (Day 1 of 3)</w:t>
+            </w:r>
+          </w:p>
+        </w:tc>
+        <w:tc>
+          <w:tcPr>
+            <w:tcW w:type="dxa" w:w="864"/>
+          </w:tcPr>
+          <w:p>
+            <w:r/>
+            <w:r>
+              <w:rPr>
+                <w:rFonts w:ascii="Calibri" w:hAnsi="Calibri"/>
+                <w:b w:val="0"/>
+                <w:i w:val="0"/>
+                <w:color w:val="000000"/>
+                <w:sz w:val="22"/>
+                <w:u w:val="none"/>
+              </w:rPr>
+              <w:t>1</w:t>
+            </w:r>
+          </w:p>
+        </w:tc>
+        <w:tc>
+          <w:tcPr>
+            <w:tcW w:type="dxa" w:w="5040"/>
+          </w:tcPr>
+          <w:p>
+            <w:r/>
+            <w:r>
+              <w:rPr>
+                <w:rFonts w:ascii="Calibri" w:hAnsi="Calibri"/>
+                <w:b w:val="0"/>
+                <w:i w:val="0"/>
+                <w:color w:val="000000"/>
+                <w:sz w:val="22"/>
+                <w:u w:val="none"/>
+              </w:rPr>
+              <w:t>At the end of 42 minutes I can define and describe key concepts related to: design, build, and refine a device that conv...</w:t>
+            </w:r>
+          </w:p>
+        </w:tc>
+      </w:tr>
+      <w:tr>
+        <w:tc>
+          <w:tcPr>
+            <w:tcW w:type="dxa" w:w="1008"/>
+            <w:shd w:fill="F2F2F2" w:val="clear"/>
+          </w:tcPr>
+          <w:p>
+            <w:r/>
+            <w:r>
+              <w:rPr>
+                <w:rFonts w:ascii="Calibri" w:hAnsi="Calibri"/>
+                <w:b w:val="0"/>
+                <w:i w:val="0"/>
+                <w:color w:val="000000"/>
+                <w:sz w:val="22"/>
+                <w:u w:val="none"/>
+              </w:rPr>
+              <w:t>18</w:t>
+            </w:r>
+          </w:p>
+        </w:tc>
+        <w:tc>
+          <w:tcPr>
+            <w:tcW w:type="dxa" w:w="2880"/>
+            <w:shd w:fill="F2F2F2" w:val="clear"/>
+          </w:tcPr>
+          <w:p>
+            <w:r/>
+            <w:r>
+              <w:rPr>
+                <w:rFonts w:ascii="Calibri" w:hAnsi="Calibri"/>
+                <w:b w:val="0"/>
+                <w:i w:val="0"/>
+                <w:color w:val="000000"/>
+                <w:sz w:val="22"/>
+                <w:u w:val="none"/>
+              </w:rPr>
+              <w:t>Energy Conversions and Engineering Design (Day 2 of 3)</w:t>
+            </w:r>
+          </w:p>
+        </w:tc>
+        <w:tc>
+          <w:tcPr>
+            <w:tcW w:type="dxa" w:w="864"/>
+            <w:shd w:fill="F2F2F2" w:val="clear"/>
+          </w:tcPr>
+          <w:p>
+            <w:r/>
+            <w:r>
+              <w:rPr>
+                <w:rFonts w:ascii="Calibri" w:hAnsi="Calibri"/>
+                <w:b w:val="0"/>
+                <w:i w:val="0"/>
+                <w:color w:val="000000"/>
+                <w:sz w:val="22"/>
+                <w:u w:val="none"/>
+              </w:rPr>
+              <w:t>1</w:t>
+            </w:r>
+          </w:p>
+        </w:tc>
+        <w:tc>
+          <w:tcPr>
+            <w:tcW w:type="dxa" w:w="5040"/>
+            <w:shd w:fill="F2F2F2" w:val="clear"/>
+          </w:tcPr>
+          <w:p>
+            <w:r/>
+            <w:r>
+              <w:rPr>
+                <w:rFonts w:ascii="Calibri" w:hAnsi="Calibri"/>
+                <w:b w:val="0"/>
+                <w:i w:val="0"/>
+                <w:color w:val="000000"/>
+                <w:sz w:val="22"/>
+                <w:u w:val="none"/>
+              </w:rPr>
+              <w:t>At the end of 42 minutes I can apply and compare concepts and design, build, and refine a device that converts one form ...</w:t>
+            </w:r>
+          </w:p>
+        </w:tc>
+      </w:tr>
+      <w:tr>
+        <w:tc>
+          <w:tcPr>
+            <w:tcW w:type="dxa" w:w="1008"/>
+          </w:tcPr>
+          <w:p>
+            <w:r/>
+            <w:r>
+              <w:rPr>
+                <w:rFonts w:ascii="Calibri" w:hAnsi="Calibri"/>
+                <w:b w:val="0"/>
+                <w:i w:val="0"/>
+                <w:color w:val="000000"/>
+                <w:sz w:val="22"/>
+                <w:u w:val="none"/>
+              </w:rPr>
+              <w:t>19</w:t>
+            </w:r>
+          </w:p>
+        </w:tc>
+        <w:tc>
+          <w:tcPr>
+            <w:tcW w:type="dxa" w:w="2880"/>
+          </w:tcPr>
+          <w:p>
+            <w:r/>
+            <w:r>
+              <w:rPr>
+                <w:rFonts w:ascii="Calibri" w:hAnsi="Calibri"/>
+                <w:b w:val="0"/>
+                <w:i w:val="0"/>
+                <w:color w:val="000000"/>
+                <w:sz w:val="22"/>
+                <w:u w:val="none"/>
+              </w:rPr>
+              <w:t>Energy Conversions and Engineering Design (Day 3 of 3)</w:t>
+            </w:r>
+          </w:p>
+        </w:tc>
+        <w:tc>
+          <w:tcPr>
+            <w:tcW w:type="dxa" w:w="864"/>
+          </w:tcPr>
+          <w:p>
+            <w:r/>
+            <w:r>
+              <w:rPr>
+                <w:rFonts w:ascii="Calibri" w:hAnsi="Calibri"/>
+                <w:b w:val="0"/>
+                <w:i w:val="0"/>
+                <w:color w:val="000000"/>
+                <w:sz w:val="22"/>
+                <w:u w:val="none"/>
+              </w:rPr>
+              <w:t>1</w:t>
+            </w:r>
+          </w:p>
+        </w:tc>
+        <w:tc>
+          <w:tcPr>
+            <w:tcW w:type="dxa" w:w="5040"/>
+          </w:tcPr>
+          <w:p>
+            <w:r/>
+            <w:r>
+              <w:rPr>
+                <w:rFonts w:ascii="Calibri" w:hAnsi="Calibri"/>
+                <w:b w:val="0"/>
+                <w:i w:val="0"/>
+                <w:color w:val="000000"/>
+                <w:sz w:val="22"/>
+                <w:u w:val="none"/>
+              </w:rPr>
+              <w:t>At the end of 42 minutes I can evaluate and explain my understanding to design, build, and refine a device that converts...</w:t>
+            </w:r>
+          </w:p>
+        </w:tc>
+      </w:tr>
+      <w:tr>
+        <w:tc>
+          <w:tcPr>
+            <w:tcW w:type="dxa" w:w="1008"/>
+            <w:shd w:fill="F2F2F2" w:val="clear"/>
+          </w:tcPr>
+          <w:p>
+            <w:r/>
+            <w:r>
+              <w:rPr>
+                <w:rFonts w:ascii="Calibri" w:hAnsi="Calibri"/>
+                <w:b w:val="0"/>
+                <w:i w:val="0"/>
+                <w:color w:val="000000"/>
+                <w:sz w:val="22"/>
+                <w:u w:val="none"/>
+              </w:rPr>
+              <w:t>20</w:t>
+            </w:r>
+          </w:p>
+        </w:tc>
+        <w:tc>
+          <w:tcPr>
+            <w:tcW w:type="dxa" w:w="2880"/>
+            <w:shd w:fill="F2F2F2" w:val="clear"/>
+          </w:tcPr>
+          <w:p>
+            <w:r/>
+            <w:r>
+              <w:rPr>
+                <w:rFonts w:ascii="Calibri" w:hAnsi="Calibri"/>
+                <w:b w:val="0"/>
+                <w:i w:val="0"/>
+                <w:color w:val="000000"/>
+                <w:sz w:val="22"/>
+                <w:u w:val="none"/>
+              </w:rPr>
+              <w:t>Unit 6 Review and Assessment (Day 1 of 3)</w:t>
+            </w:r>
+          </w:p>
+        </w:tc>
+        <w:tc>
+          <w:tcPr>
+            <w:tcW w:type="dxa" w:w="864"/>
+            <w:shd w:fill="F2F2F2" w:val="clear"/>
+          </w:tcPr>
+          <w:p>
+            <w:r/>
+            <w:r>
+              <w:rPr>
+                <w:rFonts w:ascii="Calibri" w:hAnsi="Calibri"/>
+                <w:b w:val="0"/>
+                <w:i w:val="0"/>
+                <w:color w:val="000000"/>
+                <w:sz w:val="22"/>
+                <w:u w:val="none"/>
+              </w:rPr>
+              <w:t>1</w:t>
+            </w:r>
+          </w:p>
+        </w:tc>
+        <w:tc>
+          <w:tcPr>
+            <w:tcW w:type="dxa" w:w="5040"/>
+            <w:shd w:fill="F2F2F2" w:val="clear"/>
+          </w:tcPr>
+          <w:p>
+            <w:r/>
+            <w:r>
+              <w:rPr>
+                <w:rFonts w:ascii="Calibri" w:hAnsi="Calibri"/>
+                <w:b w:val="0"/>
+                <w:i w:val="0"/>
+                <w:color w:val="000000"/>
+                <w:sz w:val="22"/>
+                <w:u w:val="none"/>
+              </w:rPr>
+              <w:t>At the end of 42 minutes I can define and describe key concepts related to: solve multi-step problems involving work, en...</w:t>
+            </w:r>
+          </w:p>
+        </w:tc>
+      </w:tr>
+      <w:tr>
+        <w:tc>
+          <w:tcPr>
+            <w:tcW w:type="dxa" w:w="1008"/>
+          </w:tcPr>
+          <w:p>
+            <w:r/>
+            <w:r>
+              <w:rPr>
+                <w:rFonts w:ascii="Calibri" w:hAnsi="Calibri"/>
+                <w:b w:val="0"/>
+                <w:i w:val="0"/>
+                <w:color w:val="000000"/>
+                <w:sz w:val="22"/>
+                <w:u w:val="none"/>
+              </w:rPr>
+              <w:t>21</w:t>
+            </w:r>
+          </w:p>
+        </w:tc>
+        <w:tc>
+          <w:tcPr>
+            <w:tcW w:type="dxa" w:w="2880"/>
+          </w:tcPr>
+          <w:p>
+            <w:r/>
+            <w:r>
+              <w:rPr>
+                <w:rFonts w:ascii="Calibri" w:hAnsi="Calibri"/>
+                <w:b w:val="0"/>
+                <w:i w:val="0"/>
+                <w:color w:val="000000"/>
+                <w:sz w:val="22"/>
+                <w:u w:val="none"/>
+              </w:rPr>
+              <w:t>Unit 6 Review and Assessment (Day 2 of 3)</w:t>
+            </w:r>
+          </w:p>
+        </w:tc>
+        <w:tc>
+          <w:tcPr>
+            <w:tcW w:type="dxa" w:w="864"/>
+          </w:tcPr>
+          <w:p>
+            <w:r/>
+            <w:r>
+              <w:rPr>
+                <w:rFonts w:ascii="Calibri" w:hAnsi="Calibri"/>
+                <w:b w:val="0"/>
+                <w:i w:val="0"/>
+                <w:color w:val="000000"/>
+                <w:sz w:val="22"/>
+                <w:u w:val="none"/>
+              </w:rPr>
+              <w:t>1</w:t>
+            </w:r>
+          </w:p>
+        </w:tc>
+        <w:tc>
+          <w:tcPr>
+            <w:tcW w:type="dxa" w:w="5040"/>
+          </w:tcPr>
+          <w:p>
+            <w:r/>
+            <w:r>
+              <w:rPr>
+                <w:rFonts w:ascii="Calibri" w:hAnsi="Calibri"/>
+                <w:b w:val="0"/>
+                <w:i w:val="0"/>
+                <w:color w:val="000000"/>
+                <w:sz w:val="22"/>
+                <w:u w:val="none"/>
+              </w:rPr>
+              <w:t>At the end of 42 minutes I can apply and compare concepts and solve multi-step problems involving work, energy, power, a...</w:t>
+            </w:r>
+          </w:p>
+        </w:tc>
+      </w:tr>
+      <w:tr>
+        <w:tc>
+          <w:tcPr>
+            <w:tcW w:type="dxa" w:w="1008"/>
+            <w:shd w:fill="F2F2F2" w:val="clear"/>
+          </w:tcPr>
+          <w:p>
+            <w:r/>
+            <w:r>
+              <w:rPr>
+                <w:rFonts w:ascii="Calibri" w:hAnsi="Calibri"/>
+                <w:b w:val="0"/>
+                <w:i w:val="0"/>
+                <w:color w:val="000000"/>
+                <w:sz w:val="22"/>
+                <w:u w:val="none"/>
+              </w:rPr>
+              <w:t>22</w:t>
+            </w:r>
+          </w:p>
+        </w:tc>
+        <w:tc>
+          <w:tcPr>
+            <w:tcW w:type="dxa" w:w="2880"/>
+            <w:shd w:fill="F2F2F2" w:val="clear"/>
+          </w:tcPr>
+          <w:p>
+            <w:r/>
+            <w:r>
+              <w:rPr>
+                <w:rFonts w:ascii="Calibri" w:hAnsi="Calibri"/>
+                <w:b w:val="0"/>
+                <w:i w:val="0"/>
+                <w:color w:val="000000"/>
+                <w:sz w:val="22"/>
+                <w:u w:val="none"/>
+              </w:rPr>
+              <w:t>Unit 6 Review and Assessment (Day 3 of 3)</w:t>
+            </w:r>
+          </w:p>
+        </w:tc>
+        <w:tc>
+          <w:tcPr>
+            <w:tcW w:type="dxa" w:w="864"/>
+            <w:shd w:fill="F2F2F2" w:val="clear"/>
+          </w:tcPr>
+          <w:p>
+            <w:r/>
+            <w:r>
+              <w:rPr>
+                <w:rFonts w:ascii="Calibri" w:hAnsi="Calibri"/>
+                <w:b w:val="0"/>
+                <w:i w:val="0"/>
+                <w:color w:val="000000"/>
+                <w:sz w:val="22"/>
+                <w:u w:val="none"/>
+              </w:rPr>
+              <w:t>1</w:t>
+            </w:r>
+          </w:p>
+        </w:tc>
+        <w:tc>
+          <w:tcPr>
+            <w:tcW w:type="dxa" w:w="5040"/>
+            <w:shd w:fill="F2F2F2" w:val="clear"/>
+          </w:tcPr>
+          <w:p>
+            <w:r/>
+            <w:r>
+              <w:rPr>
+                <w:rFonts w:ascii="Calibri" w:hAnsi="Calibri"/>
+                <w:b w:val="0"/>
+                <w:i w:val="0"/>
+                <w:color w:val="000000"/>
+                <w:sz w:val="22"/>
+                <w:u w:val="none"/>
+              </w:rPr>
+              <w:t>At the end of 42 minutes I can evaluate and explain my understanding to solve multi-step problems involving work, energy...</w:t>
             </w:r>
           </w:p>
         </w:tc>
